--- a/docs/razorpay-buildathon-idea-bank-FINAL-v5.docx
+++ b/docs/razorpay-buildathon-idea-bank-FINAL-v5.docx
@@ -55,7 +55,7 @@
         <w:t>That is not a small adjustment to the weights — it invalidates the ranking. An 8.5/10 idea you cannot start is worth less than a 7/10 already running with honest metrics. On a one-day horizon, 'does working code exist right now' stops being a tiebreaker and becomes the dominant term.</w:t>
         <w:br/>
         <w:br/>
-        <w:t>The recommendation is therefore not a new idea. It is: ship KASAUTI, which already exists, passes 371 tests, and — after today's work — structurally absorbs both RazorGate and RIWAAJ as additional evaluation scopes over one shared predicate set.</w:t>
+        <w:t>The recommendation is therefore not a new idea. It is: ship KASAUTI, which already exists, passes 421 tests, and — after today's work — structurally absorbs both RazorGate and RIWAAJ as additional evaluation scopes over one shared predicate set.</w:t>
       </w:r>
     </w:p>
     <w:p/>
@@ -2150,7 +2150,7 @@
           <w:i w:val="0"/>
           <w:sz w:val="20"/>
         </w:rPr>
-        <w:t>Feasibility is 9.5 not because the idea is easy but because the repo exists and passes 371 tests today. On a one-day horizon that is the only variable that matters. It also absorbs the two ideas you wanted to merge: RazorGate's enforcement demo is gateway.py, RIWAAJ's cross-merchant shape is consortium.py — both as evaluation strategies over ONE predicate set, which is a stronger story than three separate products.</w:t>
+        <w:t>Feasibility is 9.5 not because the idea is easy but because the repo exists and passes 421 tests today. On a one-day horizon that is the only variable that matters. It also absorbs the two ideas you wanted to merge: RazorGate's enforcement demo is gateway.py, RIWAAJ's cross-merchant shape is consortium.py — both as evaluation strategies over ONE predicate set, which is a stronger story than three separate products.</w:t>
         <w:br/>
         <w:br/>
         <w:t>The collision argument is the sharpest in the bank: Razorpay's guardrails blog describes certification (s8) and runtime validation (s4) as separate systems and never establishes that they agree. KASAUTI does not rebuild either. It ships the equivalence proof between them, which is the one artifact an outsider can construct and Razorpay has not published.</w:t>
@@ -3486,7 +3486,7 @@
               <w:rPr>
                 <w:sz w:val="16"/>
               </w:rPr>
-              <w:t>rules/checkers.py — 8 per-episode rules, each citing a regulation</w:t>
+              <w:t>rules/checkers.py — 9 per-episode rules, each citing a regulation</w:t>
             </w:r>
           </w:p>
         </w:tc>
@@ -3665,7 +3665,7 @@
           <w:i w:val="0"/>
           <w:sz w:val="20"/>
         </w:rPr>
-        <w:t>3. Write 'what broke' from FAILURES.md #9. They read this answer first. It is real, it is specific, it was found by tooling you built to attack your own work, and it is pinned by 20 regression tests. Do not embellish it.</w:t>
+        <w:t>3. Write 'what broke' from FAILURES.md #14 (a merchant boundary that sat in the schema from commit 1 and nothing enforced) or #9 (the phantom join). They read this answer first. Both are real, specific, found by tooling you built to attack your own work, and pinned by regression tests. Do not embellish.</w:t>
       </w:r>
     </w:p>
     <w:p>
@@ -3706,7 +3706,7 @@
           <w:i w:val="0"/>
           <w:sz w:val="18"/>
         </w:rPr>
-        <w:t>· pytest — 371 tests. The only two dependencies in requirements.txt.</w:t>
+        <w:t>· pytest — 421 tests. The only two dependencies in requirements.txt.</w:t>
       </w:r>
     </w:p>
     <w:p>
